--- a/机器人两个月学习规划与知识库建设方案.docx
+++ b/机器人两个月学习规划与知识库建设方案.docx
@@ -2259,6 +2259,19 @@
           <w:rFonts w:ascii="Consolas" w:hAnsi="Consolas" w:eastAsia="Microsoft YaHei"/>
           <w:sz w:val="17"/>
         </w:rPr>
+        <w:t>├─ 14-问题库/</w:t>
+      </w:r>
+    </w:p>
+    <w:p>
+      <w:pPr>
+        <w:spacing w:after="0"/>
+        <w:ind w:left="227"/>
+      </w:pPr>
+      <w:r>
+        <w:rPr>
+          <w:rFonts w:ascii="Consolas" w:hAnsi="Consolas" w:eastAsia="Microsoft YaHei"/>
+          <w:sz w:val="17"/>
+        </w:rPr>
         <w:t>└─ 99-模板/</w:t>
       </w:r>
     </w:p>
@@ -3492,6 +3505,107 @@
           <w:sz w:val="17"/>
         </w:rPr>
         <w:t>10-Unitree-RL-Gym笔记.md</w:t>
+      </w:r>
+    </w:p>
+    <w:p>
+      <w:pPr>
+        <w:pStyle w:val="Heading3"/>
+      </w:pPr>
+      <w:r>
+        <w:t>14-问题库</w:t>
+      </w:r>
+    </w:p>
+    <w:p>
+      <w:pPr>
+        <w:spacing w:after="0"/>
+        <w:ind w:left="227"/>
+      </w:pPr>
+      <w:r>
+        <w:rPr>
+          <w:rFonts w:ascii="Consolas" w:hAnsi="Consolas" w:eastAsia="Microsoft YaHei"/>
+          <w:sz w:val="17"/>
+        </w:rPr>
+        <w:t>00-问题库总览.md</w:t>
+      </w:r>
+    </w:p>
+    <w:p>
+      <w:pPr>
+        <w:spacing w:after="0"/>
+        <w:ind w:left="227"/>
+      </w:pPr>
+      <w:r>
+        <w:rPr>
+          <w:rFonts w:ascii="Consolas" w:hAnsi="Consolas" w:eastAsia="Microsoft YaHei"/>
+          <w:sz w:val="17"/>
+        </w:rPr>
+        <w:t>01-待解决问题.md</w:t>
+      </w:r>
+    </w:p>
+    <w:p>
+      <w:pPr>
+        <w:spacing w:after="0"/>
+        <w:ind w:left="227"/>
+      </w:pPr>
+      <w:r>
+        <w:rPr>
+          <w:rFonts w:ascii="Consolas" w:hAnsi="Consolas" w:eastAsia="Microsoft YaHei"/>
+          <w:sz w:val="17"/>
+        </w:rPr>
+        <w:t>02-已解决问题.md</w:t>
+      </w:r>
+    </w:p>
+    <w:p>
+      <w:pPr>
+        <w:spacing w:after="0"/>
+        <w:ind w:left="227"/>
+      </w:pPr>
+      <w:r>
+        <w:rPr>
+          <w:rFonts w:ascii="Consolas" w:hAnsi="Consolas" w:eastAsia="Microsoft YaHei"/>
+          <w:sz w:val="17"/>
+        </w:rPr>
+        <w:t>03-报错与解决记录.md</w:t>
+      </w:r>
+    </w:p>
+    <w:p>
+      <w:pPr>
+        <w:spacing w:after="0"/>
+        <w:ind w:left="227"/>
+      </w:pPr>
+      <w:r>
+        <w:rPr>
+          <w:rFonts w:ascii="Consolas" w:hAnsi="Consolas" w:eastAsia="Microsoft YaHei"/>
+          <w:sz w:val="17"/>
+        </w:rPr>
+        <w:t>04-待深入主题.md</w:t>
+      </w:r>
+    </w:p>
+    <w:p>
+      <w:pPr>
+        <w:spacing w:after="0"/>
+        <w:ind w:left="227"/>
+      </w:pPr>
+      <w:r>
+        <w:rPr>
+          <w:rFonts w:ascii="Consolas" w:hAnsi="Consolas" w:eastAsia="Microsoft YaHei"/>
+          <w:sz w:val="17"/>
+        </w:rPr>
+        <w:t>05-问题复盘与经验.md</w:t>
+      </w:r>
+    </w:p>
+    <w:p>
+      <w:r>
+        <w:t>说明：</w:t>
+      </w:r>
+    </w:p>
+    <w:p>
+      <w:r>
+        <w:t>· 00-总览与路线图/05-问题清单与待深入主题.md 作为全局索引使用；</w:t>
+      </w:r>
+    </w:p>
+    <w:p>
+      <w:r>
+        <w:t>· 14-问题库/ 作为独立问题沉淀区，记录具体问题、排查过程、解决方案和复盘经验。</w:t>
       </w:r>
     </w:p>
     <w:p>
